--- a/RT/РТ (УП11) пара 11 ст Ермилов Д.Е..docx
+++ b/RT/РТ (УП11) пара 11 ст Ермилов Д.Е..docx
@@ -16636,6 +16636,9 @@
                 <w:lang w:eastAsia="ru-RU"/>
               </w:rPr>
             </w:pPr>
+            <w:r>
+              <w:t>description</w:t>
+            </w:r>
           </w:p>
         </w:tc>
         <w:tc>
@@ -16660,6 +16663,9 @@
                 <w:lang w:eastAsia="ru-RU"/>
               </w:rPr>
             </w:pPr>
+            <w:r>
+              <w:t>VARCHAR(120)</w:t>
+            </w:r>
           </w:p>
         </w:tc>
         <w:tc>
@@ -16684,6 +16690,9 @@
                 <w:lang w:eastAsia="ru-RU"/>
               </w:rPr>
             </w:pPr>
+            <w:r>
+              <w:t>NULL допустим</w:t>
+            </w:r>
           </w:p>
         </w:tc>
       </w:tr>
